--- a/03_수강생_배포용_템플릿/02_바이브코딩_프롬프트_템플릿_5종_가이드.docx
+++ b/03_수강생_배포용_템플릿/02_바이브코딩_프롬프트_템플릿_5종_가이드.docx
@@ -35,7 +35,7 @@
                 <w:color w:val="1E3A8A"/>
                 <w:sz w:val="19"/>
               </w:rPr>
-              <w:t>핵심 원칙: 비전공자가 바이브코딩에서 실패하는 가장 큰 이유는 "한 번에 너무 많은 것을 모호하게 시키기 때문"입니다.</w:t>
+              <w:t>핵심 원칙: 비전공자가 바이브코딩에서 실패하는 가장 큰 이유는 "한 번에 너무 많은 것을 모호하게 시키기 때문" 입니다.</w:t>
             </w:r>
           </w:p>
         </w:tc>
@@ -63,7 +63,7 @@
                 <w:color w:val="1E3A8A"/>
                 <w:sz w:val="19"/>
               </w:rPr>
-              <w:t>① 계획(Plan) → ② 기본 골격 구현 → ③ 데이터·기능 고도화 → ④ 최소 범위 디버깅 → ⑤ 테스트 검증의 5단계 템플릿을 복사해 괄호 [ ] 부분만 내 업무에 맞게 수정해 사용하세요.</w:t>
+              <w:t>① 계획(Plan) → ② 기본 골격 구현 → ③ 데이터·기능 고도화 → ④ 최소 범위 디버깅 → ⑤ 테스트 검증 의 5단계 템플릿을 복사해 괄호 [ ] 부분만 내 업무에 맞게 수정해 사용하세요.</w:t>
             </w:r>
           </w:p>
         </w:tc>
@@ -201,7 +201,7 @@
                 <w:color w:val="1E3A8A"/>
                 <w:sz w:val="19"/>
               </w:rPr>
-              <w:t>언제 쓰나요?: 첫 코드를 짜기 전, Claude Code에서 Shift + Tab을 눌러 Plan Mode로 전환한 뒤 입력합니다.</w:t>
+              <w:t>언제 쓰나요?: 첫 코드를 짜기 전, Claude Code에서 Shift + Tab을 눌러 Plan Mode 로 전환한 뒤 입력합니다.</w:t>
             </w:r>
           </w:p>
         </w:tc>
